--- a/user_guides/individual_programs/replaygain_analyzer/ReplayGain_Analyzer_User_Guide.docx
+++ b/user_guides/individual_programs/replaygain_analyzer/ReplayGain_Analyzer_User_Guide.docx
@@ -48,6 +48,43 @@
     <w:p>
       <w:r>
         <w:t>The analyzer uses the shared Audio Suite supported formats, including MP3, FLAC, OGG, M4A, MP4, Opus, WAV, and AIFF variants. The selected directory is scanned recursively and folders are processed independently.</w:t>
+      </w:r>
+    </w:p>
+    <w:p>
+      <w:pPr>
+        <w:pStyle w:val="Heading1"/>
+      </w:pPr>
+      <w:r>
+        <w:t>System Requirements</w:t>
+      </w:r>
+    </w:p>
+    <w:p>
+      <w:r>
+        <w:t>This tool requires ffmpeg and ffprobe to be installed and on PATH. ffmpeg decodes and encodes the audio formats the suite reads and writes; ffprobe reads stream metadata (duration, codec, bitrate) for analysis tools. The suite shows a startup warning naming any missing binary and how to install it.</w:t>
+      </w:r>
+    </w:p>
+    <w:p>
+      <w:pPr>
+        <w:pStyle w:val="ListBullet"/>
+      </w:pPr>
+      <w:r>
+        <w:t>Windows: winget install Gyan.FFmpeg</w:t>
+      </w:r>
+    </w:p>
+    <w:p>
+      <w:pPr>
+        <w:pStyle w:val="ListBullet"/>
+      </w:pPr>
+      <w:r>
+        <w:t>macOS:   brew install ffmpeg</w:t>
+      </w:r>
+    </w:p>
+    <w:p>
+      <w:pPr>
+        <w:pStyle w:val="ListBullet"/>
+      </w:pPr>
+      <w:r>
+        <w:t>Linux:   sudo apt install ffmpeg</w:t>
       </w:r>
     </w:p>
     <w:p>

--- a/user_guides/individual_programs/replaygain_analyzer/ReplayGain_Analyzer_User_Guide.docx
+++ b/user_guides/individual_programs/replaygain_analyzer/ReplayGain_Analyzer_User_Guide.docx
@@ -331,7 +331,7 @@
         <w:t xml:space="preserve">Track Peak: </w:t>
       </w:r>
       <w:r>
-        <w:t>The measured true-peak value for the file.</w:t>
+        <w:t>The measured true-peak value for the file, converted from dBFS to the linear amplitude (0.0–1.0) ReplayGain peak tags use.</w:t>
       </w:r>
     </w:p>
     <w:p>
@@ -345,7 +345,7 @@
         <w:t xml:space="preserve">Album Peak: </w:t>
       </w:r>
       <w:r>
-        <w:t>The highest true peak measured among files in the folder.</w:t>
+        <w:t>The highest true peak measured among files in the folder (the loudest linear amplitude, not the largest dBFS), in the same linear form.</w:t>
       </w:r>
     </w:p>
     <w:p>

--- a/user_guides/individual_programs/replaygain_analyzer/ReplayGain_Analyzer_User_Guide.docx
+++ b/user_guides/individual_programs/replaygain_analyzer/ReplayGain_Analyzer_User_Guide.docx
@@ -175,7 +175,7 @@
         <w:t xml:space="preserve">Target LUFS: </w:t>
       </w:r>
       <w:r>
-        <w:t>Desired integrated loudness target. Track gain is target LUFS minus measured LUFS; album gain uses the mean LUFS for each folder.</w:t>
+        <w:t>Desired integrated loudness target. Track gain is target LUFS minus measured LUFS; album gain uses the folder's combined loudness, weighted by each file's duration.</w:t>
       </w:r>
     </w:p>
     <w:p>
@@ -249,7 +249,7 @@
         <w:pStyle w:val="ListNumber"/>
       </w:pPr>
       <w:r>
-        <w:t>For each folder, calculate album gain as target LUFS minus the mean file LUFS.</w:t>
+        <w:t>For each folder, calculate album gain as target LUFS minus the combined loudness of its files: each file's energy is weighted by its duration, so a long quiet track counts less than a short loud one.</w:t>
       </w:r>
     </w:p>
     <w:p>
@@ -317,7 +317,7 @@
         <w:t xml:space="preserve">Album Gain: </w:t>
       </w:r>
       <w:r>
-        <w:t>The folder-level gain derived from the mean integrated LUFS of that folder.</w:t>
+        <w:t>The folder-level gain derived from the duration-weighted combined loudness of that folder, which is what a player applies to the album as a whole.</w:t>
       </w:r>
     </w:p>
     <w:p>
@@ -555,7 +555,7 @@
         <w:t xml:space="preserve">A folder's album gain looks unexpected: </w:t>
       </w:r>
       <w:r>
-        <w:t>Album gain is calculated per folder from the mean LUFS of only the files that measured successfully.</w:t>
+        <w:t>Album gain is calculated per folder from the duration-weighted loudness of only the files that measured successfully. A file whose duration cannot be read is reported as an error rather than counted as zero, so check the folder's error count before judging the album value.</w:t>
       </w:r>
     </w:p>
     <w:p>
